--- a/Science Books/Evolution/08 - Mendels Peas and the Modern Synthesis.docx
+++ b/Science Books/Evolution/08 - Mendels Peas and the Modern Synthesis.docx
@@ -5,6 +5,8 @@
     <w:p>
       <w:pPr>
         <w:pStyle w:val="Title"/>
+        <w:ind w:left="0" w:right="0" w:firstLine="0"/>
+        <w:jc w:val="center"/>
       </w:pPr>
       <w:r>
         <w:t>Life: Science for Everyone</w:t>
@@ -13,6 +15,8 @@
     <w:p>
       <w:pPr>
         <w:pStyle w:val="Heading1"/>
+        <w:ind w:left="0" w:right="0" w:firstLine="0"/>
+        <w:jc w:val="center"/>
       </w:pPr>
       <w:r>
         <w:t>Chapter 8</w:t>
@@ -21,6 +25,8 @@
     <w:p>
       <w:pPr>
         <w:pStyle w:val="Heading1"/>
+        <w:ind w:left="0" w:right="0" w:firstLine="0"/>
+        <w:jc w:val="center"/>
       </w:pPr>
       <w:r>
         <w:t>Mendel's Peas and the Modern Synthesis</w:t>
@@ -29,15 +35,20 @@
     <w:p>
       <w:pPr>
         <w:pStyle w:val="Heading1"/>
+        <w:ind w:left="0" w:right="0" w:firstLine="0"/>
+        <w:jc w:val="center"/>
       </w:pPr>
       <w:r>
         <w:t>The Objection That Should Have Killed the Theory</w:t>
       </w:r>
     </w:p>
     <w:p>
-      <w:pPr/>
+      <w:pPr>
+        <w:ind w:left="0" w:right="0" w:firstLine="0"/>
+        <w:jc w:val="center"/>
+      </w:pPr>
       <w:r>
-        <w:t xml:space="preserve">In 1867 a Scottish engineer named Fleeming Jenkin reviewed </w:t>
+        <w:t xml:space="preserve">In 1867, a Scottish engineer with no training in biology, named Fleeming Jenkin, read Darwin's book </w:t>
       </w:r>
       <w:r>
         <w:rPr>
@@ -46,625 +57,970 @@
         <w:t>On the Origin of Species</w:t>
       </w:r>
       <w:r>
-        <w:t xml:space="preserve"> and found the flaw.</w:t>
+        <w:t>.</w:t>
       </w:r>
-    </w:p>
-    <w:p>
-      <w:pPr/>
       <w:r>
-        <w:t>Everyone at the time believed that inheritance blended.</w:t>
+        <w:br/>
+        <w:br/>
+        <w:t>He found a flaw that looked fatal.</w:t>
       </w:r>
-    </w:p>
-    <w:p>
-      <w:pPr/>
       <w:r>
-        <w:t>A tall parent and a short parent had a middling child. Black paint and white paint made gray.</w:t>
+        <w:br/>
+        <w:br/>
+        <w:t>At the time, almost everyone believed inheritance worked by blending.</w:t>
       </w:r>
-    </w:p>
-    <w:p>
-      <w:pPr/>
       <w:r>
-        <w:t>If that were true, Jenkin pointed out, natural selection could not work.</w:t>
+        <w:br/>
+        <w:br/>
+        <w:t>A tall parent and a short parent would have a child of middling height.</w:t>
       </w:r>
-    </w:p>
-    <w:p>
-      <w:pPr/>
       <w:r>
-        <w:t>Suppose one animal in a thousand is born with a valuable new trait. It mates with an ordinary partner. Its children have half the trait. Their children have a quarter. In a few generations the advantage has been diluted into the general population like a drop of ink in a bucket, and there is nothing left for selection to select.</w:t>
+        <w:br/>
+        <w:br/>
+        <w:t>Black paint mixed with white paint makes gray.</w:t>
       </w:r>
-    </w:p>
-    <w:p>
-      <w:pPr/>
       <w:r>
-        <w:t>Darwin had no answer.</w:t>
+        <w:br/>
+        <w:br/>
+        <w:t>People assumed traits mixed the same way, like paint.</w:t>
       </w:r>
-    </w:p>
-    <w:p>
-      <w:pPr/>
       <w:r>
+        <w:br/>
+        <w:br/>
+        <w:t>If that were true, Jenkin said, natural selection could not work.</w:t>
+      </w:r>
+      <w:r>
+        <w:br/>
+        <w:br/>
+        <w:t>Here is his argument.</w:t>
+      </w:r>
+      <w:r>
+        <w:br/>
+        <w:br/>
+        <w:t>Suppose one animal in a thousand is born with a useful new trait, about as rare as flipping ten coins and getting heads every single time.</w:t>
+      </w:r>
+      <w:r>
+        <w:br/>
+        <w:br/>
+        <w:t>That animal mates with an ordinary partner.</w:t>
+      </w:r>
+      <w:r>
+        <w:br/>
+        <w:br/>
+        <w:t>If blending is real, its children inherit half the trait.</w:t>
+      </w:r>
+      <w:r>
+        <w:br/>
+        <w:br/>
+        <w:t>Its grandchildren inherit only a quarter.</w:t>
+      </w:r>
+      <w:r>
+        <w:br/>
+        <w:br/>
+        <w:t>Within a few generations the advantage is diluted away, like one drop of ink stirred into a bucket of water.</w:t>
+      </w:r>
+      <w:r>
+        <w:br/>
+        <w:br/>
+        <w:t>There is nothing left for selection to select.</w:t>
+      </w:r>
+      <w:r>
+        <w:br/>
+        <w:br/>
+        <w:t>Darwin, the naturalist who had proposed natural selection, had no answer.</w:t>
+      </w:r>
+      <w:r>
+        <w:br/>
+        <w:br/>
         <w:t>He worried about it for the rest of his life.</w:t>
       </w:r>
-    </w:p>
-    <w:p>
-      <w:pPr/>
       <w:r>
-        <w:t>The answer had already been published, in a journal almost nobody read, by a monk counting peas.</w:t>
+        <w:br/>
+        <w:br/>
+        <w:t>The answer already existed.</w:t>
+      </w:r>
+      <w:r>
+        <w:br/>
+        <w:br/>
+        <w:t>It had been published thirty-five years earlier, in a small journal almost nobody read.</w:t>
+      </w:r>
+      <w:r>
+        <w:br/>
+        <w:br/>
+        <w:t>The author was a monk who had spent years counting peas.</w:t>
       </w:r>
     </w:p>
     <w:p>
       <w:pPr>
         <w:pStyle w:val="Heading1"/>
+        <w:ind w:left="0" w:right="0" w:firstLine="0"/>
+        <w:jc w:val="center"/>
       </w:pPr>
       <w:r>
         <w:t>The Monk Who Counted</w:t>
       </w:r>
     </w:p>
     <w:p>
-      <w:pPr/>
+      <w:pPr>
+        <w:ind w:left="0" w:right="0" w:firstLine="0"/>
+        <w:jc w:val="center"/>
+      </w:pPr>
       <w:r>
-        <w:t>Gregor Mendel ran his experiments in the garden of an Augustinian monastery in Brno, in what is now the Czech Republic, between 1856 and 1863.</w:t>
+        <w:t>Gregor Mendel, an Augustinian monk, ran his experiments in a monastery garden in Brno, a city in what is now the Czech Republic.</w:t>
       </w:r>
-    </w:p>
-    <w:p>
-      <w:pPr/>
       <w:r>
-        <w:t>He chose the garden pea because it had traits that came in two clear forms and no in-between.</w:t>
+        <w:br/>
+        <w:br/>
+        <w:t>He worked there from 1856 to 1863, about seven years.</w:t>
       </w:r>
-    </w:p>
-    <w:p>
-      <w:pPr/>
       <w:r>
-        <w:t>Tall or short. Round seeds or wrinkled. Yellow or green. Purple flowers or white.</w:t>
+        <w:br/>
+        <w:br/>
+        <w:t>Mendel chose the garden pea because its traits came in two clear forms, with nothing in between.</w:t>
       </w:r>
-    </w:p>
-    <w:p>
-      <w:pPr/>
       <w:r>
-        <w:t>He crossed tall with short.</w:t>
+        <w:br/>
+        <w:br/>
+        <w:t>Tall or short. Round seeds or wrinkled. Yellow seeds or green. Purple flowers or white.</w:t>
       </w:r>
-    </w:p>
-    <w:p>
-      <w:pPr/>
       <w:r>
-        <w:t>The blending theory predicted medium plants.</w:t>
+        <w:br/>
+        <w:br/>
+        <w:t>He crossed a tall plant with a short plant.</w:t>
       </w:r>
-    </w:p>
-    <w:p>
-      <w:pPr/>
       <w:r>
-        <w:t>Every offspring was tall.</w:t>
+        <w:br/>
+        <w:br/>
+        <w:t>The blending theory predicted medium-height plants.</w:t>
       </w:r>
-    </w:p>
-    <w:p>
-      <w:pPr/>
       <w:r>
-        <w:t>Then he let those tall offspring breed among themselves, and short plants reappeared, in the next generation, in a proportion he counted carefully across thousands of plants.</w:t>
+        <w:br/>
+        <w:br/>
+        <w:t>Instead, every single offspring was tall.</w:t>
       </w:r>
-    </w:p>
-    <w:p>
-      <w:pPr/>
       <w:r>
-        <w:t>Three tall to one short.</w:t>
+        <w:br/>
+        <w:br/>
+        <w:t>Then he let those tall offspring breed with each other.</w:t>
       </w:r>
-    </w:p>
-    <w:p>
-      <w:pPr/>
       <w:r>
-        <w:t>Three to one, again and again, for trait after trait.</w:t>
+        <w:br/>
+        <w:br/>
+        <w:t>Short plants reappeared in the very next generation.</w:t>
+      </w:r>
+      <w:r>
+        <w:br/>
+        <w:br/>
+        <w:t>He counted thousands of plants to be sure, and found the same pattern every time.</w:t>
+      </w:r>
+      <w:r>
+        <w:br/>
+        <w:br/>
+        <w:t>About three tall plants turned up for every one short plant.</w:t>
+      </w:r>
+      <w:r>
+        <w:br/>
+        <w:br/>
+        <w:t>Three to one, again and again, no matter which trait he tracked.</w:t>
       </w:r>
     </w:p>
     <w:p>
       <w:pPr>
         <w:pStyle w:val="Heading1"/>
+        <w:ind w:left="0" w:right="0" w:firstLine="0"/>
+        <w:jc w:val="center"/>
       </w:pPr>
       <w:r>
         <w:t>Particles, Not Paint</w:t>
       </w:r>
     </w:p>
     <w:p>
-      <w:pPr/>
+      <w:pPr>
+        <w:ind w:left="0" w:right="0" w:firstLine="0"/>
+        <w:jc w:val="center"/>
+      </w:pPr>
       <w:r>
-        <w:t>Mendel worked out what the ratio meant.</w:t>
+        <w:t>Mendel worked out what that three-to-one ratio meant.</w:t>
       </w:r>
-    </w:p>
-    <w:p>
-      <w:pPr/>
       <w:r>
-        <w:t>Inheritance was not paint. It was particles.</w:t>
+        <w:br/>
+        <w:br/>
+        <w:t>Inheritance was not like mixing paint.</w:t>
       </w:r>
-    </w:p>
-    <w:p>
-      <w:pPr/>
       <w:r>
-        <w:t>Each plant carried two factors for a trait, one from each parent, and passed exactly one to each offspring.</w:t>
+        <w:br/>
+        <w:br/>
+        <w:t>It was like shuffling marbles.</w:t>
       </w:r>
-    </w:p>
-    <w:p>
-      <w:pPr/>
       <w:r>
-        <w:t>Some factors overrode others. Tall overrode short, so a plant carrying one of each was tall. He called the overriding factor dominant and the hidden one recessive.</w:t>
+        <w:br/>
+        <w:br/>
+        <w:t>Each plant carried two factors for every trait, one from each parent.</w:t>
       </w:r>
-    </w:p>
-    <w:p>
-      <w:pPr/>
       <w:r>
-        <w:t>But the hidden factor was not diluted. It was not blended away. It was still there, intact, and when two hidden factors met in a grandchild, short came back.</w:t>
+        <w:br/>
+        <w:br/>
+        <w:t>It passed exactly one factor to each offspring.</w:t>
       </w:r>
-    </w:p>
-    <w:p>
-      <w:pPr/>
       <w:r>
-        <w:t>Three to one is exactly what you get when two plants each carrying one tall and one short factor pass one factor each to their offspring at random.</w:t>
+        <w:br/>
+        <w:br/>
+        <w:t>Sometimes one factor overrode the other.</w:t>
       </w:r>
-    </w:p>
-    <w:p>
-      <w:pPr/>
       <w:r>
-        <w:t>Jenkin's objection dissolves.</w:t>
+        <w:br/>
+        <w:br/>
+        <w:t>Tall overrode short, so a plant carrying one tall factor and one short factor grew tall anyway.</w:t>
       </w:r>
-    </w:p>
-    <w:p>
-      <w:pPr/>
       <w:r>
-        <w:t>A new trait is not a drop of ink. It is a marble, and marbles do not dilute. They are passed on whole or not at all.</w:t>
+        <w:br/>
+        <w:br/>
+        <w:t xml:space="preserve">Mendel called the overriding factor </w:t>
       </w:r>
-    </w:p>
-    <w:p>
-      <w:pPr/>
       <w:r>
-        <w:t>Mendel read his results to the local natural history society in 1865 and published them in its proceedings.</w:t>
+        <w:rPr>
+          <w:b/>
+        </w:rPr>
+        <w:t>dominant</w:t>
       </w:r>
-    </w:p>
-    <w:p>
-      <w:pPr/>
       <w:r>
-        <w:t>He sent a copy to a leading botanist, who advised him to try other plants.</w:t>
+        <w:t xml:space="preserve"> and the hidden one </w:t>
       </w:r>
-    </w:p>
-    <w:p>
-      <w:pPr/>
       <w:r>
-        <w:t>Then he was made abbot, ran out of time, and died in 1884 known locally as a good administrator.</w:t>
+        <w:rPr>
+          <w:b/>
+        </w:rPr>
+        <w:t>recessive</w:t>
+      </w:r>
+      <w:r>
+        <w:t>.</w:t>
+      </w:r>
+      <w:r>
+        <w:br/>
+        <w:br/>
+        <w:t>But the hidden, recessive factor was not diluted or blended away.</w:t>
+      </w:r>
+      <w:r>
+        <w:br/>
+        <w:br/>
+        <w:t>It stayed intact, waiting.</w:t>
+      </w:r>
+      <w:r>
+        <w:br/>
+        <w:br/>
+        <w:t>When two hidden factors met up in a grandchild, the short trait came back, whole.</w:t>
+      </w:r>
+      <w:r>
+        <w:br/>
+        <w:br/>
+        <w:t>Three to one is exactly the ratio you get when two such plants each pass one factor, at random, to their offspring.</w:t>
+      </w:r>
+      <w:r>
+        <w:br/>
+        <w:br/>
+        <w:t>Jenkin's objection dissolves once you see it this way.</w:t>
+      </w:r>
+      <w:r>
+        <w:br/>
+        <w:br/>
+        <w:t>A new trait is not a drop of ink that spreads and fades.</w:t>
+      </w:r>
+      <w:r>
+        <w:br/>
+        <w:br/>
+        <w:t>It is a marble.</w:t>
+      </w:r>
+      <w:r>
+        <w:br/>
+        <w:br/>
+        <w:t>Marbles do not dilute.</w:t>
+      </w:r>
+      <w:r>
+        <w:br/>
+        <w:br/>
+        <w:t>You either get one, whole, or you do not get one at all.</w:t>
+      </w:r>
+      <w:r>
+        <w:br/>
+        <w:br/>
+        <w:t>In 1865, Mendel read his results to the local natural history society.</w:t>
+      </w:r>
+      <w:r>
+        <w:br/>
+        <w:br/>
+        <w:t>He published them in the society's own proceedings, a small local journal.</w:t>
+      </w:r>
+      <w:r>
+        <w:br/>
+        <w:br/>
+        <w:t>He also sent a copy to a leading botanist, who advised him to try other kinds of plants instead.</w:t>
+      </w:r>
+      <w:r>
+        <w:br/>
+        <w:br/>
+        <w:t>Then Mendel was made abbot, the monk in charge of running the whole monastery.</w:t>
+      </w:r>
+      <w:r>
+        <w:br/>
+        <w:br/>
+        <w:t>The job left him no time for pea experiments.</w:t>
+      </w:r>
+      <w:r>
+        <w:br/>
+        <w:br/>
+        <w:t>He died in 1884, known in his own town simply as a capable administrator, not as a scientist.</w:t>
       </w:r>
     </w:p>
     <w:p>
       <w:pPr>
         <w:pStyle w:val="Heading1"/>
+        <w:ind w:left="0" w:right="0" w:firstLine="0"/>
+        <w:jc w:val="center"/>
       </w:pPr>
       <w:r>
         <w:t>Found Three Times</w:t>
       </w:r>
     </w:p>
     <w:p>
-      <w:pPr/>
+      <w:pPr>
+        <w:ind w:left="0" w:right="0" w:firstLine="0"/>
+        <w:jc w:val="center"/>
+      </w:pPr>
       <w:r>
-        <w:t>In 1900, three botanists working separately, in Holland, Germany, and Austria, rediscovered the three-to-one ratio in their own experiments.</w:t>
+        <w:t>In 1900, three different botanists, working separately in Holland, Germany, and Austria, each rediscovered the same three-to-one ratio in their own pea experiments.</w:t>
       </w:r>
-    </w:p>
-    <w:p>
-      <w:pPr/>
       <w:r>
-        <w:t>Each of them then searched the literature and found Mendel.</w:t>
+        <w:br/>
+        <w:br/>
+        <w:t>Each one then searched the older scientific literature and found Mendel's forgotten paper.</w:t>
       </w:r>
-    </w:p>
-    <w:p>
-      <w:pPr/>
       <w:r>
-        <w:t>Thirty-five years late, particulate inheritance arrived.</w:t>
+        <w:br/>
+        <w:br/>
+        <w:t>Thirty-five years late, roughly as long as a full working career, the idea of inheritance-by-particles finally arrived.</w:t>
       </w:r>
-    </w:p>
-    <w:p>
-      <w:pPr/>
       <w:r>
-        <w:t>Within a decade the particles had a name, genes, and a suspected address.</w:t>
+        <w:br/>
+        <w:br/>
+        <w:t xml:space="preserve">Within a decade, biologists gave the particles a name: </w:t>
       </w:r>
-    </w:p>
-    <w:p>
-      <w:pPr/>
       <w:r>
-        <w:t>In a lab at Columbia University, Thomas Hunt Morgan was breeding fruit flies by the million in milk bottles.</w:t>
+        <w:rPr>
+          <w:b/>
+        </w:rPr>
+        <w:t>genes</w:t>
       </w:r>
-    </w:p>
-    <w:p>
-      <w:pPr/>
       <w:r>
-        <w:t>He found a white-eyed male among the normal red-eyed flies, bred it, and showed that the trait traveled with the sex of the fly.</w:t>
+        <w:t>.</w:t>
       </w:r>
-    </w:p>
-    <w:p>
-      <w:pPr/>
       <w:r>
-        <w:t>That tied the gene to a physical object, the chromosome, the threadlike structures visible in a dividing cell.</w:t>
+        <w:br/>
+        <w:br/>
+        <w:t>They also had a suspected address for them.</w:t>
       </w:r>
-    </w:p>
-    <w:p>
-      <w:pPr/>
       <w:r>
-        <w:t>Genes were real things in real places, strung along chromosomes like beads.</w:t>
+        <w:br/>
+        <w:br/>
+        <w:t>At Columbia University, a scientist named Thomas Hunt Morgan was breeding fruit flies by the million, inside milk bottles.</w:t>
       </w:r>
-    </w:p>
-    <w:p>
-      <w:pPr/>
       <w:r>
-        <w:t>Morgan's students mapped their order by counting how often traits stayed together across generations.</w:t>
+        <w:br/>
+        <w:br/>
+        <w:t>Among thousands of ordinary red-eyed flies, he found one white-eyed male.</w:t>
       </w:r>
-    </w:p>
-    <w:p>
-      <w:pPr/>
       <w:r>
-        <w:t>It was the first map of a genome, drawn with a microscope and a great many bottles of flies.</w:t>
+        <w:br/>
+        <w:br/>
+        <w:t>He bred that fly and showed that the white-eye trait traveled together with the fly's sex.</w:t>
+      </w:r>
+      <w:r>
+        <w:br/>
+        <w:br/>
+        <w:t xml:space="preserve">That connected a gene to a real physical object: the </w:t>
+      </w:r>
+      <w:r>
+        <w:rPr>
+          <w:b/>
+        </w:rPr>
+        <w:t>chromosome</w:t>
+      </w:r>
+      <w:r>
+        <w:t>, one of the thread-like structures you can see inside a cell when it divides.</w:t>
+      </w:r>
+      <w:r>
+        <w:br/>
+        <w:br/>
+        <w:t>Genes were real things, in real places, strung along chromosomes like beads on a string.</w:t>
+      </w:r>
+      <w:r>
+        <w:br/>
+        <w:br/>
+        <w:t>Morgan's students mapped the order of those beads.</w:t>
+      </w:r>
+      <w:r>
+        <w:br/>
+        <w:br/>
+        <w:t>They did it by tracking how often different traits stayed together across generations.</w:t>
+      </w:r>
+      <w:r>
+        <w:br/>
+        <w:br/>
+        <w:t>It was the first map of a genome, an organism's complete set of genes, drawn with nothing more than a microscope and a great many bottles of flies.</w:t>
       </w:r>
     </w:p>
     <w:p>
       <w:pPr>
         <w:pStyle w:val="Heading1"/>
+        <w:ind w:left="0" w:right="0" w:firstLine="0"/>
+        <w:jc w:val="center"/>
       </w:pPr>
       <w:r>
         <w:t>The Odd Decades When Mendel Was Anti-Darwin</w:t>
       </w:r>
     </w:p>
     <w:p>
-      <w:pPr/>
+      <w:pPr>
+        <w:ind w:left="0" w:right="0" w:firstLine="0"/>
+        <w:jc w:val="center"/>
+      </w:pPr>
       <w:r>
-        <w:t>Here is a twist that surprises people.</w:t>
+        <w:t>Here is a twist that surprises most people.</w:t>
       </w:r>
-    </w:p>
-    <w:p>
-      <w:pPr/>
       <w:r>
-        <w:t>For the first twenty years after 1900, Mendel's discovery was widely seen as an argument against Darwin.</w:t>
+        <w:br/>
+        <w:br/>
+        <w:t>For the first twenty years after 1900, Mendel's discovery was seen as an argument against Darwin, not for him.</w:t>
       </w:r>
-    </w:p>
-    <w:p>
-      <w:pPr/>
       <w:r>
-        <w:t>The Mendelians worked with big, discrete differences, tall or short, red or white, and they saw new forms appearing in sudden jumps, which they called mutations.</w:t>
+        <w:br/>
+        <w:br/>
+        <w:t>The Mendelians studied big, obvious differences: tall or short, red or white.</w:t>
       </w:r>
-    </w:p>
-    <w:p>
-      <w:pPr/>
       <w:r>
-        <w:t>Why, they asked, would you need slow selection of tiny differences when heredity produced whole new traits at a stroke?</w:t>
+        <w:br/>
+        <w:br/>
+        <w:t xml:space="preserve">They saw new forms appear in sudden jumps, which they called </w:t>
       </w:r>
-    </w:p>
-    <w:p>
-      <w:pPr/>
       <w:r>
-        <w:t>On the other side were the biometricians, statisticians who measured continuous traits in large populations, height, weight, the length of a crab's shell, and found the smooth bell curves that Darwin's gradual selection required.</w:t>
+        <w:rPr>
+          <w:b/>
+        </w:rPr>
+        <w:t>mutations</w:t>
       </w:r>
-    </w:p>
-    <w:p>
-      <w:pPr/>
       <w:r>
-        <w:t>Each side thought the other's data ruled out its theory.</w:t>
+        <w:t>, meaning sudden one-generation changes in a trait.</w:t>
       </w:r>
-    </w:p>
-    <w:p>
-      <w:pPr/>
       <w:r>
-        <w:t>The quarrel was bitter and, in retrospect, silly.</w:t>
+        <w:br/>
+        <w:br/>
+        <w:t>Why, they asked, would you need slow selection of tiny differences, if heredity could produce a whole new trait in one stroke?</w:t>
       </w:r>
-    </w:p>
-    <w:p>
-      <w:pPr/>
       <w:r>
-        <w:t>They were both right about their data and wrong about what it excluded.</w:t>
+        <w:br/>
+        <w:br/>
+        <w:t>On the other side stood the biometricians, statisticians who measured continuous traits across large populations: height, weight, the length of a crab's shell.</w:t>
+      </w:r>
+      <w:r>
+        <w:br/>
+        <w:br/>
+        <w:t>They found smooth bell curves, the kind of gentle hump you would get from graphing thousands of people's heights.</w:t>
+      </w:r>
+      <w:r>
+        <w:br/>
+        <w:br/>
+        <w:t>That gradual, smooth spread was exactly what Darwin's slow, small-step selection seemed to need.</w:t>
+      </w:r>
+      <w:r>
+        <w:br/>
+        <w:br/>
+        <w:t>Each side looked at its own data and concluded the other side's theory had to be wrong.</w:t>
+      </w:r>
+      <w:r>
+        <w:br/>
+        <w:br/>
+        <w:t>The quarrel was bitter and, looking back, a little silly.</w:t>
+      </w:r>
+      <w:r>
+        <w:br/>
+        <w:br/>
+        <w:t>Both sides were right about their own data.</w:t>
+      </w:r>
+      <w:r>
+        <w:br/>
+        <w:br/>
+        <w:t>Both were wrong about what that data ruled out.</w:t>
       </w:r>
     </w:p>
     <w:p>
       <w:pPr>
         <w:pStyle w:val="Heading1"/>
+        <w:ind w:left="0" w:right="0" w:firstLine="0"/>
+        <w:jc w:val="center"/>
       </w:pPr>
       <w:r>
         <w:t>Three Mathematicians Settle It</w:t>
       </w:r>
     </w:p>
     <w:p>
-      <w:pPr/>
+      <w:pPr>
+        <w:ind w:left="0" w:right="0" w:firstLine="0"/>
+        <w:jc w:val="center"/>
+      </w:pPr>
       <w:r>
-        <w:t>The reconciliation was done with algebra.</w:t>
+        <w:t>The reconciliation came from algebra, not new experiments.</w:t>
       </w:r>
-    </w:p>
-    <w:p>
-      <w:pPr/>
       <w:r>
-        <w:t>Between about 1918 and 1932, three men, Ronald Fisher in England, J. B. S. Haldane in England and Scotland, and Sewall Wright in the United States, showed on paper what neither camp had seen.</w:t>
+        <w:br/>
+        <w:br/>
+        <w:t>Between about 1918 and 1932, three men worked it out on paper.</w:t>
       </w:r>
-    </w:p>
-    <w:p>
-      <w:pPr/>
       <w:r>
-        <w:t>A trait like height is not controlled by one gene but by many, each with a small effect.</w:t>
+        <w:br/>
+        <w:br/>
+        <w:t>Ronald Fisher, a statistician, did his work in England.</w:t>
       </w:r>
-    </w:p>
-    <w:p>
-      <w:pPr/>
       <w:r>
-        <w:t>Many discrete factors, added together, produce exactly the smooth bell curve the biometricians measured.</w:t>
+        <w:br/>
+        <w:br/>
+        <w:t>J. B. S. Haldane, who moved between mathematics and biology, worked in England and Scotland.</w:t>
       </w:r>
-    </w:p>
-    <w:p>
-      <w:pPr/>
       <w:r>
-        <w:t>And selection acting on those small heritable differences, generation after generation, changes a population at the speed Darwin needed.</w:t>
+        <w:br/>
+        <w:br/>
+        <w:t>Sewall Wright, a geneticist interested in small populations, worked in the United States.</w:t>
       </w:r>
-    </w:p>
-    <w:p>
-      <w:pPr/>
       <w:r>
-        <w:t>Fisher showed that even a slight advantage, a few percent, would carry a gene through a population in a reasonable number of generations.</w:t>
+        <w:br/>
+        <w:br/>
+        <w:t>Together they showed something neither earlier side had seen.</w:t>
       </w:r>
-    </w:p>
-    <w:p>
-      <w:pPr/>
       <w:r>
-        <w:t>Haldane calculated how fast the dark moths of Chapter 7 had to be favored to spread as quickly as they did.</w:t>
+        <w:br/>
+        <w:br/>
+        <w:t>A trait like height is not controlled by one single gene.</w:t>
       </w:r>
-    </w:p>
-    <w:p>
-      <w:pPr/>
       <w:r>
-        <w:t>Wright showed what small populations and chance could do.</w:t>
+        <w:br/>
+        <w:br/>
+        <w:t>It is controlled by many genes, each with a small effect.</w:t>
       </w:r>
-    </w:p>
-    <w:p>
-      <w:pPr/>
       <w:r>
-        <w:t>Mendel's particles and Darwin's gradual selection were not rivals.</w:t>
+        <w:br/>
+        <w:br/>
+        <w:t>Add up many small, discrete effects, and you get exactly the smooth bell curve the biometricians had measured.</w:t>
       </w:r>
-    </w:p>
-    <w:p>
-      <w:pPr/>
       <w:r>
-        <w:t>One was the mechanism of heredity. The other was what happened to heritable particles over time.</w:t>
+        <w:br/>
+        <w:br/>
+        <w:t>Selection can act on those small inherited differences, generation after generation.</w:t>
+      </w:r>
+      <w:r>
+        <w:br/>
+        <w:br/>
+        <w:t>Given enough time, that is fast enough for Darwin's theory to work.</w:t>
+      </w:r>
+      <w:r>
+        <w:br/>
+        <w:br/>
+        <w:t>Fisher showed that even a small advantage, just a few percent, could spread a gene through an entire population within a reasonable number of generations.</w:t>
+      </w:r>
+      <w:r>
+        <w:br/>
+        <w:br/>
+        <w:t>Haldane ran the numbers on the dark-colored moths from Chapter 7, the ones that turned soot-black in polluted cities.</w:t>
+      </w:r>
+      <w:r>
+        <w:br/>
+        <w:br/>
+        <w:t>He calculated how strongly they would have had to be favored, to spread as fast as they actually did.</w:t>
+      </w:r>
+      <w:r>
+        <w:br/>
+        <w:br/>
+        <w:t>Wright showed what small populations and pure chance could do on their own.</w:t>
+      </w:r>
+      <w:r>
+        <w:br/>
+        <w:br/>
+        <w:t>Mendel's particles and Darwin's gradual selection were not rivals after all.</w:t>
+      </w:r>
+      <w:r>
+        <w:br/>
+        <w:br/>
+        <w:t>One was the mechanism of heredity, how traits get passed down.</w:t>
+      </w:r>
+      <w:r>
+        <w:br/>
+        <w:br/>
+        <w:t>The other was what happens to those heritable particles over long stretches of time.</w:t>
       </w:r>
     </w:p>
     <w:p>
       <w:pPr>
         <w:pStyle w:val="Heading1"/>
+        <w:ind w:left="0" w:right="0" w:firstLine="0"/>
+        <w:jc w:val="center"/>
       </w:pPr>
       <w:r>
         <w:t>The Naturalists Join</w:t>
       </w:r>
     </w:p>
     <w:p>
-      <w:pPr/>
+      <w:pPr>
+        <w:ind w:left="0" w:right="0" w:firstLine="0"/>
+        <w:jc w:val="center"/>
+      </w:pPr>
       <w:r>
         <w:t>Mathematics convinced the mathematicians.</w:t>
       </w:r>
-    </w:p>
-    <w:p>
-      <w:pPr/>
       <w:r>
-        <w:t>Biologists in the field needed to see it in living things.</w:t>
+        <w:br/>
+        <w:br/>
+        <w:t>Biologists working outdoors needed to see the same thing happen in living animals and plants.</w:t>
       </w:r>
-    </w:p>
-    <w:p>
-      <w:pPr/>
       <w:r>
-        <w:t>In 1937 Theodosius Dobzhansky, who had bred flies with Morgan and had also collected beetles across Russia, published a book showing that wild populations carried far more hidden genetic variation than anyone had assumed, and that selection was visibly at work on it.</w:t>
+        <w:br/>
+        <w:br/>
+        <w:t>In 1937, Theodosius Dobzhansky published a book with that evidence.</w:t>
       </w:r>
-    </w:p>
-    <w:p>
-      <w:pPr/>
       <w:r>
-        <w:t>Ernst Mayr, a bird specialist, worked out what a species actually is, a population that breeds within itself and not with others, and how new ones form when populations are separated and drift apart.</w:t>
+        <w:br/>
+        <w:br/>
+        <w:t>He had bred flies alongside Morgan and had also collected beetles across Russia.</w:t>
       </w:r>
-    </w:p>
-    <w:p>
-      <w:pPr/>
       <w:r>
-        <w:t>George Gaylord Simpson showed that the fossil record, read carefully, matched the tempo the geneticists predicted.</w:t>
+        <w:br/>
+        <w:br/>
+        <w:t>His book showed that wild populations carried far more hidden genetic variation than anyone had assumed.</w:t>
       </w:r>
-    </w:p>
-    <w:p>
-      <w:pPr/>
       <w:r>
-        <w:t>By the mid-1940s the pieces fit.</w:t>
+        <w:br/>
+        <w:br/>
+        <w:t>It showed that selection was visibly acting on that variation, right now, in the wild.</w:t>
       </w:r>
-    </w:p>
-    <w:p>
-      <w:pPr/>
       <w:r>
-        <w:t>The union of Darwin, Mendel, the mathematicians, and the naturalists is called the modern synthesis.</w:t>
+        <w:br/>
+        <w:br/>
+        <w:t>Ernst Mayr, a specialist in birds, tackled a different question: what actually is a species?</w:t>
       </w:r>
-    </w:p>
-    <w:p>
-      <w:pPr/>
       <w:r>
-        <w:t>It is still the framework, though it has been renovated many times since.</w:t>
+        <w:br/>
+        <w:br/>
+        <w:t>His answer: a population that breeds within itself, not with outsiders.</w:t>
+      </w:r>
+      <w:r>
+        <w:br/>
+        <w:br/>
+        <w:t>He also explained how new species form, when one population splits off and drifts apart from another.</w:t>
+      </w:r>
+      <w:r>
+        <w:br/>
+        <w:br/>
+        <w:t>George Gaylord Simpson, a paleontologist, checked the fossil record.</w:t>
+      </w:r>
+      <w:r>
+        <w:br/>
+        <w:br/>
+        <w:t>He showed that its pace, read carefully, matched what the geneticists had predicted.</w:t>
+      </w:r>
+      <w:r>
+        <w:br/>
+        <w:br/>
+        <w:t>By the mid-1940s, all the pieces fit together.</w:t>
+      </w:r>
+      <w:r>
+        <w:br/>
+        <w:br/>
+        <w:t xml:space="preserve">This combined picture, Darwin's selection plus Mendel's genetics plus the mathematicians plus the naturalists, is called the </w:t>
+      </w:r>
+      <w:r>
+        <w:rPr>
+          <w:b/>
+        </w:rPr>
+        <w:t>modern synthesis</w:t>
+      </w:r>
+      <w:r>
+        <w:t>.</w:t>
+      </w:r>
+      <w:r>
+        <w:br/>
+        <w:br/>
+        <w:t>It is still the basic framework biologists use today, though it has been renovated many times since.</w:t>
       </w:r>
     </w:p>
     <w:p>
       <w:pPr>
         <w:pStyle w:val="Heading1"/>
+        <w:ind w:left="0" w:right="0" w:firstLine="0"/>
+        <w:jc w:val="center"/>
       </w:pPr>
       <w:r>
         <w:t>Population Thinking</w:t>
       </w:r>
     </w:p>
     <w:p>
-      <w:pPr/>
+      <w:pPr>
+        <w:ind w:left="0" w:right="0" w:firstLine="0"/>
+        <w:jc w:val="center"/>
+      </w:pPr>
       <w:r>
-        <w:t>The synthesis changed what evolution is about.</w:t>
+        <w:t>The synthesis changed the basic question evolution asks.</w:t>
       </w:r>
-    </w:p>
-    <w:p>
-      <w:pPr/>
       <w:r>
-        <w:t>Before it, people spoke of species changing, as if a species were a thing that could transform, like a caterpillar.</w:t>
+        <w:br/>
+        <w:br/>
+        <w:t>Before it, people talked about a species changing, as if the species itself were one thing that could transform, the way a caterpillar becomes a butterfly.</w:t>
       </w:r>
-    </w:p>
-    <w:p>
-      <w:pPr/>
       <w:r>
-        <w:t>After it, the unit of change was a population, and the currency was gene frequency.</w:t>
+        <w:br/>
+        <w:br/>
+        <w:t>After it, the real unit of change was a population, a whole group of interbreeding individuals.</w:t>
       </w:r>
-    </w:p>
-    <w:p>
-      <w:pPr/>
       <w:r>
-        <w:t>Ask not whether the moth has become dark.</w:t>
+        <w:br/>
+        <w:br/>
+        <w:t xml:space="preserve">The real currency was </w:t>
       </w:r>
-    </w:p>
-    <w:p>
-      <w:pPr/>
       <w:r>
-        <w:t>Ask what fraction of the moth population carries the dark gene this year, and what fraction next year.</w:t>
+        <w:rPr>
+          <w:b/>
+        </w:rPr>
+        <w:t>gene frequency</w:t>
       </w:r>
-    </w:p>
-    <w:p>
-      <w:pPr/>
       <w:r>
-        <w:t>Evolution is the change in that fraction.</w:t>
+        <w:t>, the share of that population carrying a particular gene.</w:t>
       </w:r>
-    </w:p>
-    <w:p>
-      <w:pPr/>
       <w:r>
-        <w:t>There is a simple rule for when it does not change.</w:t>
+        <w:br/>
+        <w:br/>
+        <w:t>Do not ask whether “the moth” has become dark.</w:t>
       </w:r>
-    </w:p>
-    <w:p>
-      <w:pPr/>
       <w:r>
-        <w:t>In a large population, with random mating, no mutation, no migration, and no selection, gene frequencies stay exactly where they are, generation after generation.</w:t>
+        <w:br/>
+        <w:br/>
+        <w:t>Ask what fraction of the moth population carried the dark gene this year, and what fraction will carry it next year.</w:t>
       </w:r>
-    </w:p>
-    <w:p>
-      <w:pPr/>
       <w:r>
-        <w:t>Two men, a mathematician named Hardy and a physician named Weinberg, worked this out independently in 1908.</w:t>
+        <w:br/>
+        <w:br/>
+        <w:t>Evolution is simply the change in that fraction, over time.</w:t>
       </w:r>
-    </w:p>
-    <w:p>
-      <w:pPr/>
       <w:r>
-        <w:t>Its value is as a baseline.</w:t>
+        <w:br/>
+        <w:br/>
+        <w:t>There is a simple rule for when that fraction does not change at all.</w:t>
       </w:r>
-    </w:p>
-    <w:p>
-      <w:pPr/>
       <w:r>
-        <w:t>If frequencies are moving, something on that list is happening.</w:t>
+        <w:br/>
+        <w:br/>
+        <w:t>Picture a large population, mating at random.</w:t>
       </w:r>
-    </w:p>
-    <w:p>
-      <w:pPr/>
       <w:r>
-        <w:t>Find out which.</w:t>
+        <w:br/>
+        <w:br/>
+        <w:t>Now add no new mutations, nobody moving in or out, and no selection favoring anyone.</w:t>
+      </w:r>
+      <w:r>
+        <w:br/>
+        <w:br/>
+        <w:t>Under those conditions, gene frequencies stay exactly where they are, generation after generation.</w:t>
+      </w:r>
+      <w:r>
+        <w:br/>
+        <w:br/>
+        <w:t>Two men worked this out independently in 1908.</w:t>
+      </w:r>
+      <w:r>
+        <w:br/>
+        <w:br/>
+        <w:t>Hardy was a mathematician. Weinberg was a physician.</w:t>
+      </w:r>
+      <w:r>
+        <w:br/>
+        <w:br/>
+        <w:t>Their rule is not really a description of the real world, where all five of those conditions rarely hold at once.</w:t>
+      </w:r>
+      <w:r>
+        <w:br/>
+        <w:br/>
+        <w:t>Its value is as a baseline, a kind of control group.</w:t>
+      </w:r>
+      <w:r>
+        <w:br/>
+        <w:br/>
+        <w:t>If gene frequencies are moving, something on that list of five is happening.</w:t>
+      </w:r>
+      <w:r>
+        <w:br/>
+        <w:br/>
+        <w:t>Your job, as a biologist, is to find out which one.</w:t>
       </w:r>
     </w:p>
     <w:p>
       <w:pPr>
         <w:pStyle w:val="Heading1"/>
+        <w:ind w:left="0" w:right="0" w:firstLine="0"/>
+        <w:jc w:val="center"/>
       </w:pPr>
       <w:r>
         <w:t>What the Synthesis Set Aside</w:t>
       </w:r>
     </w:p>
     <w:p>
-      <w:pPr/>
+      <w:pPr>
+        <w:ind w:left="0" w:right="0" w:firstLine="0"/>
+        <w:jc w:val="center"/>
+      </w:pPr>
       <w:r>
-        <w:t>No framework explains everything on the day it is built.</w:t>
+        <w:t>No framework explains everything on the day it is finished.</w:t>
       </w:r>
-    </w:p>
-    <w:p>
-      <w:pPr/>
       <w:r>
-        <w:t>The synthesis assumed genes were tiny beads with individual effects and said little about how a fertilized egg turns those beads into a body. That gap, development, waited fifty years and is Chapter 16.</w:t>
+        <w:br/>
+        <w:br/>
+        <w:t>The synthesis treated genes as tiny beads, each with its own separate effect.</w:t>
       </w:r>
-    </w:p>
-    <w:p>
-      <w:pPr/>
       <w:r>
-        <w:t>It treated drift as a minor player. Kimura's neutral theory, from Chapter 7, later showed that at the level of DNA drift is the main event.</w:t>
+        <w:br/>
+        <w:br/>
+        <w:t>It said almost nothing about how a single fertilized egg turns those beads into an entire body, muscle, bone, eye, brain.</w:t>
       </w:r>
-    </w:p>
-    <w:p>
-      <w:pPr/>
       <w:r>
-        <w:t>It assumed that new genes arise by mutation within a lineage. The idea that whole cells could merge, and that a large share of the complex cell was acquired by swallowing, seemed like a crank's notion. It is now standard, and it is Chapter 13.</w:t>
+        <w:br/>
+        <w:br/>
+        <w:t xml:space="preserve">That gap is called </w:t>
       </w:r>
-    </w:p>
-    <w:p>
-      <w:pPr/>
       <w:r>
+        <w:rPr>
+          <w:b/>
+        </w:rPr>
+        <w:t>development</w:t>
+      </w:r>
+      <w:r>
+        <w:t>, and it waited about fifty years to be filled.</w:t>
+      </w:r>
+      <w:r>
+        <w:br/>
+        <w:br/>
+        <w:t>It is Chapter 16's subject.</w:t>
+      </w:r>
+      <w:r>
+        <w:br/>
+        <w:br/>
+        <w:t>The synthesis also treated genetic drift, random luck in who happens to survive and reproduce, as a minor player.</w:t>
+      </w:r>
+      <w:r>
+        <w:br/>
+        <w:br/>
+        <w:t>A later idea, Kimura's neutral theory, showed otherwise.</w:t>
+      </w:r>
+      <w:r>
+        <w:br/>
+        <w:br/>
+        <w:t>That is Chapter 7's account of DNA mutations that are neither helpful nor harmful.</w:t>
+      </w:r>
+      <w:r>
+        <w:br/>
+        <w:br/>
+        <w:t>Kimura showed that at the level of DNA itself, drift is actually the main event.</w:t>
+      </w:r>
+      <w:r>
+        <w:br/>
+        <w:br/>
+        <w:t>The synthesis assumed new genes arise only through mutation, passed from parent to child inside one lineage.</w:t>
+      </w:r>
+      <w:r>
+        <w:br/>
+        <w:br/>
+        <w:t>One later idea broke that assumption: that whole separate cells could merge together.</w:t>
+      </w:r>
+      <w:r>
+        <w:br/>
+        <w:br/>
+        <w:t>A large part of today's complex cell, it turns out, was originally swallowed rather than grown from scratch.</w:t>
+      </w:r>
+      <w:r>
+        <w:br/>
+        <w:br/>
+        <w:t>That idea sounded like a crank's notion at the time.</w:t>
+      </w:r>
+      <w:r>
+        <w:br/>
+        <w:br/>
+        <w:t>It is now standard science, and it is Chapter 13's subject.</w:t>
+      </w:r>
+      <w:r>
+        <w:br/>
+        <w:br/>
         <w:t>None of this overturned the synthesis.</w:t>
       </w:r>
-    </w:p>
-    <w:p>
-      <w:pPr/>
       <w:r>
-        <w:t>It is what a good framework does.</w:t>
-      </w:r>
-    </w:p>
-    <w:p>
-      <w:pPr/>
-      <w:r>
-        <w:t>It leaves room.</w:t>
+        <w:br/>
+        <w:br/>
+        <w:t>Leaving room for later discoveries is exactly what a good scientific framework is supposed to do.</w:t>
       </w:r>
     </w:p>
     <w:p>
       <w:pPr>
         <w:pStyle w:val="Heading1"/>
+        <w:ind w:left="0" w:right="0" w:firstLine="0"/>
+        <w:jc w:val="center"/>
       </w:pPr>
       <w:r>
         <w:t>The Evolutionary Punchline</w:t>
       </w:r>
     </w:p>
     <w:p>
-      <w:pPr/>
+      <w:pPr>
+        <w:ind w:left="0" w:right="0" w:firstLine="0"/>
+        <w:jc w:val="center"/>
+      </w:pPr>
       <w:r>
-        <w:t>Darwin's theory had a hole in it that a competent engineer could see from across the room.</w:t>
+        <w:t>Darwin's theory had a hole in it, a hole a competent engineer could spot from across the room.</w:t>
       </w:r>
-    </w:p>
-    <w:p>
-      <w:pPr/>
       <w:r>
-        <w:t>The patch was in a monastery garden, counted out three to one, in a paper that gathered dust for thirty-five years.</w:t>
+        <w:br/>
+        <w:br/>
+        <w:t>The patch already existed, sitting in a monastery garden, counted out three to one, in a paper gathering dust for thirty-five years.</w:t>
       </w:r>
-    </w:p>
-    <w:p>
-      <w:pPr/>
       <w:r>
-        <w:t>When it was found, people first thought it disproved Darwin.</w:t>
+        <w:br/>
+        <w:br/>
+        <w:t>When people finally found that paper, they first thought it disproved Darwin.</w:t>
       </w:r>
-    </w:p>
-    <w:p>
-      <w:pPr/>
       <w:r>
-        <w:t>Then three men with pencils showed that Mendel's marbles, added together, made Darwin's smooth slopes, and that selection could roll a population up one in the time available.</w:t>
+        <w:br/>
+        <w:br/>
+        <w:t>Then three men with pencils showed that Mendel's marbles, added together in large enough numbers, produce exactly Darwin's smooth slopes.</w:t>
       </w:r>
-    </w:p>
-    <w:p>
-      <w:pPr/>
       <w:r>
+        <w:br/>
+        <w:br/>
+        <w:t>They showed that selection could push a population up that slope in the time actually available.</w:t>
+      </w:r>
+      <w:r>
+        <w:br/>
+        <w:br/>
         <w:t>The naturalists checked the flies, the birds, and the fossils, and agreed.</w:t>
       </w:r>
-    </w:p>
-    <w:p>
-      <w:pPr/>
       <w:r>
+        <w:br/>
+        <w:br/>
         <w:t>Heredity does not blend.</w:t>
       </w:r>
-    </w:p>
-    <w:p>
-      <w:pPr/>
       <w:r>
-        <w:t>It is particles, shuffled and dealt again each generation.</w:t>
+        <w:br/>
+        <w:br/>
+        <w:t>It is particles, shuffled and dealt out again every single generation.</w:t>
       </w:r>
-    </w:p>
-    <w:p>
-      <w:pPr/>
       <w:r>
-        <w:t>Selection does not need to invent anything.</w:t>
+        <w:br/>
+        <w:br/>
+        <w:t>Selection does not need to invent anything new.</w:t>
       </w:r>
-    </w:p>
-    <w:p>
-      <w:pPr/>
       <w:r>
-        <w:t>It only needs to count the cards.</w:t>
+        <w:br/>
+        <w:br/>
+        <w:t>It only needs to count the cards it is already holding.</w:t>
       </w:r>
     </w:p>
     <w:sectPr>
@@ -1109,12 +1465,12 @@
       <w:outlineLvl w:val="0"/>
     </w:pPr>
     <w:rPr>
-      <w:rFonts w:asciiTheme="majorHAnsi" w:eastAsiaTheme="majorEastAsia" w:hAnsiTheme="majorHAnsi" w:cstheme="majorBidi" w:ascii="Georgia" w:hAnsi="Georgia"/>
+      <w:rFonts w:ascii="Amazon Ember" w:hAnsi="Amazon Ember" w:cs="Amazon Ember"/>
       <w:b/>
       <w:bCs/>
-      <w:color w:val="365F91" w:themeColor="accent1" w:themeShade="BF"/>
-      <w:sz w:val="30"/>
-      <w:szCs w:val="28"/>
+      <w:color w:val="0000FF"/>
+      <w:sz w:val="36"/>
+      <w:szCs w:val="36"/>
     </w:rPr>
   </w:style>
   <w:style w:type="paragraph" w:styleId="Heading2">
@@ -1399,13 +1755,11 @@
       <w:jc w:val="center"/>
     </w:pPr>
     <w:rPr>
-      <w:rFonts w:asciiTheme="majorHAnsi" w:eastAsiaTheme="majorEastAsia" w:hAnsiTheme="majorHAnsi" w:cstheme="majorBidi" w:ascii="Georgia" w:hAnsi="Georgia"/>
+      <w:rFonts w:ascii="Amazon Ember" w:hAnsi="Amazon Ember" w:cs="Amazon Ember"/>
       <w:b/>
-      <w:color w:val="17365D" w:themeColor="text2" w:themeShade="BF"/>
-      <w:spacing w:val="5"/>
-      <w:kern w:val="28"/>
-      <w:sz w:val="40"/>
-      <w:szCs w:val="52"/>
+      <w:color w:val="0000FF"/>
+      <w:sz w:val="36"/>
+      <w:szCs w:val="36"/>
     </w:rPr>
   </w:style>
   <w:style w:type="character" w:customStyle="1" w:styleId="TitleChar">
